--- a/docs/technical-guides/合同变更识别完整流程与算法说明20261008.docx
+++ b/docs/technical-guides/合同变更识别完整流程与算法说明20261008.docx
@@ -3930,7 +3930,7 @@
                 <w:b w:val="0"/>
                 <w:sz w:val="18"/>
               </w:rPr>
-              <w:t>ID / SOURCE_FILE / CREATE_TIME</w:t>
+              <w:t xml:space="preserve">ID / CREATE_TIME</w:t>
             </w:r>
           </w:p>
         </w:tc>
@@ -3960,7 +3960,7 @@
                 <w:b w:val="0"/>
                 <w:sz w:val="18"/>
               </w:rPr>
-              <w:t>序列主键 来源文件名与创建时间</w:t>
+              <w:t xml:space="preserve">序列主键与创建时间</w:t>
             </w:r>
           </w:p>
         </w:tc>

--- a/docs/technical-guides/合同变更识别完整流程与算法说明20261008.docx
+++ b/docs/technical-guides/合同变更识别完整流程与算法说明20261008.docx
@@ -1320,7 +1320,7 @@
                 <w:b w:val="0"/>
                 <w:sz w:val="18"/>
               </w:rPr>
-              <w:t>multipart file及UserId请求头</w:t>
+              <w:t>JSON fileGetPath及userId</w:t>
             </w:r>
           </w:p>
         </w:tc>
@@ -1992,7 +1992,7 @@
     </w:p>
     <w:p>
       <w:r>
-        <w:t>合同文本统一全角空格、换行和连续空白，trim后作为GFBW；原文本作为YWBW保留。规范化不删除数字、标点、否定词和主体名称，也不统一英文大小写。对规范化文本计算SHA 256十六进制Hash，建立全局唯一身份。</w:t>
+        <w:t>合同文本统一全角空格、换行和连续空白，trim后作为GFBW；原文本作为YWBW保留。规范化不删除数字、标点、否定词和主体名称，也不统一英文大小写。对规范化文本计算SHA 256十六进制Hash，建立版本内唯一身份。</w:t>
       </w:r>
     </w:p>
     <w:p>
@@ -2626,7 +2626,7 @@
                 <w:b w:val="0"/>
                 <w:sz w:val="18"/>
               </w:rPr>
-              <w:t>更新原ID，重生成向量并启用</w:t>
+              <w:t>同版本停用重启保留ID；升级新增版本行</w:t>
             </w:r>
           </w:p>
         </w:tc>
@@ -2761,7 +2761,7 @@
     </w:p>
     <w:p>
       <w:r>
-        <w:t>默认最多1000个非空数据行；文件内重复行也占行数限制。物理样本总数默认10000，包含停用与旧模型记录。按500个Hash一批查询数据库，避免逐行查询及Oracle IN列表过长。synchronized只串行化当前JVM的导入，不是跨实例分布式锁。</w:t>
+        <w:t>默认最多1000个非空数据行；文件内重复行也占行数限制。当前版本有效样本默认最多10000条，失效记录不占容量。按500个Hash一批查询数据库，避免逐行查询及Oracle IN列表过长。导入和重载通过数据库控制行互斥，仍按单实例部署。</w:t>
       </w:r>
     </w:p>
     <w:p>
@@ -3712,7 +3712,7 @@
                 <w:b w:val="0"/>
                 <w:sz w:val="18"/>
               </w:rPr>
-              <w:t>规范化文本SHA 256，全局唯一索引</w:t>
+              <w:t>规范化文本SHA 256，与MODEL_VERSION组合唯一</w:t>
             </w:r>
           </w:p>
         </w:tc>
@@ -3978,7 +3978,7 @@
     </w:p>
     <w:p>
       <w:r>
-        <w:t>提交成功后才重载索引。如果索引刷新失败，导入仍返回success=true但indexReloaded=false，因为数据库已经提交；此时应重载或检查索引，不能把刷新失败理解为数据未入库。唯一Hash只保留一行，模型升级重新导入会更新该行，不同时保存多版本向量。</w:t>
+        <w:t>提交成功后才重载索引。普通增量导入索引刷新失败返回success=true及indexReloaded=false；升级重建索引失败返回503并保留DB_COMMITTED，因为数据库已经提交；此时应重载或检查索引，不能把刷新失败理解为数据未入库。同版本Hash唯一；模型升级新增新版本行，旧有效行整体停用并保留追溯。</w:t>
       </w:r>
     </w:p>
     <w:p>
@@ -14408,6 +14408,48 @@
         <w:t>同一合同可以存在多个变化段落，每个段落可以多个标签；合同类型集合不是段落标签简单并集。需要审核人解释结果时，应同时提供基础差异、段落等级和历史证据，不能只提供最终编码集合。</w:t>
       </w:r>
     </w:p>
+    <w:p>
+      <w:pPr>
+        <w:pStyle w:val="Heading1"/>
+        <w:pageBreakBefore/>
+      </w:pPr>
+      <w:r>
+        <w:rPr>
+          <w:color w:val="000000"/>
+        </w:rPr>
+        <w:t>模型升级同步重建</w:t>
+      </w:r>
+    </w:p>
+    <w:p>
+      <w:r>
+        <w:t>当前历史样本约几百条且模型升级低频，普通导入和模型升级均同步执行，不使用后台执行器，也不返回异步受理202。MODEL_VERSION按完整兼容标识比较，同版本实际模型名称或维度变化时拒绝导入及识别，要求更新版本标识。</w:t>
+      </w:r>
+    </w:p>
+    <w:p>
+      <w:r>
+        <w:t>升级时合并当前有效历史样本与本次Excel，按规范化Hash去重，同标签优先Excel原文、标签冲突整批拒绝。人工停用及历史失效记录不自动恢复；源文本、Hash、标签、版本异常时拒绝重建。所有合并样本都重新调用新模型，旧向量不复制。</w:t>
+      </w:r>
+    </w:p>
+    <w:p>
+      <w:r>
+        <w:t>全部新向量生成成功后，一个事务插入新版本、停用旧有效行并切换有效版本。唯一约束为MODEL_VERSION与TEXT_HASH组合，旧ID、正文、标签、向量及创建时间保留。容量只计当前版本有效样本，默认10000条；Excel单次1000行限制保持。</w:t>
+      </w:r>
+    </w:p>
+    <w:p>
+      <w:r>
+        <w:t>只新增HT_SAMPLE_LIBRARY一张控制表，保存有效模型身份、修订号、操作ID、状态及待恢复样本数。状态为IDLE、RUNNING、DB_COMMITTED；所有导入和人工重载通过控制行互斥，模型调用在事务外。重建成功响应code=200，含rebuild、operationId及全量入库统计。索引状态包含有效版本、配置版本、操作状态及recognitionAvailable，不提供历史任务查询。</w:t>
+      </w:r>
+    </w:p>
+    <w:p>
+      <w:r>
+        <w:t>提交前失败整批回滚，旧有效版本不变并释放占用；提交后索引失败保持DB_COMMITTED并暂停识别，通过重载或重启校验数量并恢复，不再生成或重复插入。进程提交前中断时重启释放RUNNING占用；提交后中断则加载新索引后回到IDLE。精确匹配也不能绕过模型兼容检查，合同比对保留基础差异并标记识别失败。</w:t>
+      </w:r>
+    </w:p>
+    <w:p>
+      <w:r>
+        <w:t>仍按单实例部署，模型配置修改后重启生效；不提供热切换或多实例广播，不保存历史重建任务。本次不执行已有库迁移或清库。请求超时后先查索引状态及有效版本，确认结果再决定重试。向量CLOB JSON、余弦相似度、Top K、加权投票及合同级汇总规则不变。详细字段和响应示例见technical-guides下的模型升级同步重建说明。</w:t>
+      </w:r>
+    </w:p>
     <w:sectPr>
       <w:footerReference w:type="default" r:id="rId9"/>
       <w:pgSz w:w="11909" w:h="16834"/>
